--- a/mockup/monthly_client_statement/sample-statements/Loans_Detailed_sample.docx
+++ b/mockup/monthly_client_statement/sample-statements/Loans_Detailed_sample.docx
@@ -193,7 +193,7 @@
                 <w:color w:val="0A2342"/>
                 <w:sz w:val="19"/>
               </w:rPr>
-              <w:t>Vault Statement  ·  HT Markets MENA FZE</w:t>
+              <w:t>Activity Statement  ·  HT Markets MENA FZE</w:t>
             </w:r>
           </w:p>
           <w:p>
@@ -233,7 +233,7 @@
           <w:color w:val="0A2342"/>
           <w:sz w:val="28"/>
         </w:rPr>
-        <w:t>A. Client Identification</w:t>
+        <w:t>A. Client Information</w:t>
       </w:r>
     </w:p>
     <w:tbl>
@@ -268,7 +268,7 @@
                 <w:color w:val="0A2342"/>
                 <w:sz w:val="18"/>
               </w:rPr>
-              <w:t>Client Name</w:t>
+              <w:t>Legal Name</w:t>
             </w:r>
           </w:p>
         </w:tc>
@@ -321,7 +321,7 @@
                 <w:color w:val="0A2342"/>
                 <w:sz w:val="18"/>
               </w:rPr>
-              <w:t>Enterprise ID</w:t>
+              <w:t>Enterprise Name</w:t>
             </w:r>
           </w:p>
         </w:tc>
@@ -347,7 +347,113 @@
                 <w:color w:val="4A5568"/>
                 <w:sz w:val="18"/>
               </w:rPr>
-              <w:t>ENT-AE-2811</w:t>
+              <w:t>HT Markets MENA FZE — Custody</w:t>
+            </w:r>
+          </w:p>
+        </w:tc>
+      </w:tr>
+      <w:tr>
+        <w:tc>
+          <w:tcPr>
+            <w:tcW w:type="dxa" w:w="3118"/>
+            <w:tcBorders>
+              <w:bottom w:val="single" w:sz="4" w:color="D0D5DD"/>
+            </w:tcBorders>
+            <w:vAlign w:val="center"/>
+          </w:tcPr>
+          <w:p>
+            <w:pPr>
+              <w:spacing w:before="40" w:after="40"/>
+            </w:pPr>
+            <w:r>
+              <w:rPr>
+                <w:rFonts w:ascii="Arial" w:hAnsi="Arial"/>
+                <w:rFonts w:ascii="Arial" w:hAnsi="Arial" w:cs="Arial"/>
+                <w:b/>
+                <w:i w:val="0"/>
+                <w:color w:val="0A2342"/>
+                <w:sz w:val="18"/>
+              </w:rPr>
+              <w:t>Enterprise ID</w:t>
+            </w:r>
+          </w:p>
+        </w:tc>
+        <w:tc>
+          <w:tcPr>
+            <w:tcW w:type="dxa" w:w="6746"/>
+            <w:tcBorders>
+              <w:bottom w:val="single" w:sz="4" w:color="D0D5DD"/>
+            </w:tcBorders>
+            <w:vAlign w:val="center"/>
+          </w:tcPr>
+          <w:p>
+            <w:pPr>
+              <w:spacing w:before="40" w:after="40"/>
+            </w:pPr>
+            <w:r>
+              <w:rPr>
+                <w:rFonts w:ascii="Arial" w:hAnsi="Arial"/>
+                <w:rFonts w:ascii="Arial" w:hAnsi="Arial" w:cs="Arial"/>
+                <w:b w:val="0"/>
+                <w:i w:val="0"/>
+                <w:color w:val="4A5568"/>
+                <w:sz w:val="18"/>
+              </w:rPr>
+              <w:t>21a4bf26-8dcc-11ee-9b69-2346469ca27d</w:t>
+            </w:r>
+          </w:p>
+        </w:tc>
+      </w:tr>
+      <w:tr>
+        <w:tc>
+          <w:tcPr>
+            <w:tcW w:type="dxa" w:w="3118"/>
+            <w:shd w:val="clear" w:color="auto" w:fill="F5F7FA"/>
+            <w:tcBorders>
+              <w:bottom w:val="single" w:sz="4" w:color="D0D5DD"/>
+            </w:tcBorders>
+            <w:vAlign w:val="center"/>
+          </w:tcPr>
+          <w:p>
+            <w:pPr>
+              <w:spacing w:before="40" w:after="40"/>
+            </w:pPr>
+            <w:r>
+              <w:rPr>
+                <w:rFonts w:ascii="Arial" w:hAnsi="Arial"/>
+                <w:rFonts w:ascii="Arial" w:hAnsi="Arial" w:cs="Arial"/>
+                <w:b/>
+                <w:i w:val="0"/>
+                <w:color w:val="0A2342"/>
+                <w:sz w:val="18"/>
+              </w:rPr>
+              <w:t>Custodian</w:t>
+            </w:r>
+          </w:p>
+        </w:tc>
+        <w:tc>
+          <w:tcPr>
+            <w:tcW w:type="dxa" w:w="6746"/>
+            <w:shd w:val="clear" w:color="auto" w:fill="F5F7FA"/>
+            <w:tcBorders>
+              <w:bottom w:val="single" w:sz="4" w:color="D0D5DD"/>
+            </w:tcBorders>
+            <w:vAlign w:val="center"/>
+          </w:tcPr>
+          <w:p>
+            <w:pPr>
+              <w:spacing w:before="40" w:after="40"/>
+            </w:pPr>
+            <w:r>
+              <w:rPr>
+                <w:rFonts w:ascii="Arial" w:hAnsi="Arial"/>
+                <w:rFonts w:ascii="Arial" w:hAnsi="Arial" w:cs="Arial"/>
+                <w:b w:val="0"/>
+                <w:i w:val="0"/>
+                <w:color w:val="4A5568"/>
+                <w:sz w:val="18"/>
+              </w:rPr>
+              <w:t>HexSafe MENA Limited</w:t>
             </w:r>
           </w:p>
         </w:tc>
@@ -974,7 +1080,7 @@
                 <w:color w:val="0A2342"/>
                 <w:sz w:val="19"/>
               </w:rPr>
-              <w:t>Vault Statement  ·  HT Markets MENA FZE</w:t>
+              <w:t>Activity Statement  ·  HT Markets MENA FZE</w:t>
             </w:r>
           </w:p>
           <w:p>
@@ -1157,7 +1263,7 @@
                 <w:color w:val="FFFFFF"/>
                 <w:sz w:val="17"/>
               </w:rPr>
-              <w:t>Fiat (USD)</w:t>
+              <w:t>Value (USD)</w:t>
             </w:r>
           </w:p>
         </w:tc>
@@ -1229,7 +1335,7 @@
                 <w:color w:val="FFFFFF"/>
                 <w:sz w:val="17"/>
               </w:rPr>
-              <w:t>Collateral Fiat (USD)</w:t>
+              <w:t>Collateral Value (USD)</w:t>
             </w:r>
           </w:p>
         </w:tc>
@@ -2035,7 +2141,7 @@
                 <w:color w:val="FFFFFF"/>
                 <w:sz w:val="17"/>
               </w:rPr>
-              <w:t>Fiat (USD)</w:t>
+              <w:t>Value (USD)</w:t>
             </w:r>
           </w:p>
         </w:tc>
@@ -3911,7 +4017,7 @@
           <w:color w:val="0A2342"/>
           <w:sz w:val="22"/>
         </w:rPr>
-        <w:t>If you have any questions regarding this Vault Statement Report, kindly contact clients@hextrust.com.</w:t>
+        <w:t>If you have any questions regarding this Activity Statement Report, kindly contact clients@hextrust.com.</w:t>
       </w:r>
     </w:p>
     <w:p>

--- a/mockup/monthly_client_statement/sample-statements/Loans_Detailed_sample.docx
+++ b/mockup/monthly_client_statement/sample-statements/Loans_Detailed_sample.docx
@@ -453,7 +453,7 @@
                 <w:color w:val="4A5568"/>
                 <w:sz w:val="18"/>
               </w:rPr>
-              <w:t>HexSafe MENA Limited</w:t>
+              <w:t>Hex Trust MENA FZE</w:t>
             </w:r>
           </w:p>
         </w:tc>
@@ -560,58 +560,6 @@
                 <w:sz w:val="18"/>
               </w:rPr>
               <w:t>USD (spot @ 23:59:59 UTC on last day of period)</w:t>
-            </w:r>
-          </w:p>
-        </w:tc>
-      </w:tr>
-      <w:tr>
-        <w:tc>
-          <w:tcPr>
-            <w:tcW w:type="dxa" w:w="3118"/>
-            <w:tcBorders>
-              <w:bottom w:val="single" w:sz="4" w:color="D0D5DD"/>
-            </w:tcBorders>
-            <w:vAlign w:val="center"/>
-          </w:tcPr>
-          <w:p>
-            <w:pPr>
-              <w:spacing w:before="40" w:after="40"/>
-            </w:pPr>
-            <w:r>
-              <w:rPr>
-                <w:rFonts w:ascii="Arial" w:hAnsi="Arial"/>
-                <w:rFonts w:ascii="Arial" w:hAnsi="Arial" w:cs="Arial"/>
-                <w:b/>
-                <w:i w:val="0"/>
-                <w:color w:val="0A2342"/>
-                <w:sz w:val="18"/>
-              </w:rPr>
-              <w:t>Generated On</w:t>
-            </w:r>
-          </w:p>
-        </w:tc>
-        <w:tc>
-          <w:tcPr>
-            <w:tcW w:type="dxa" w:w="6746"/>
-            <w:tcBorders>
-              <w:bottom w:val="single" w:sz="4" w:color="D0D5DD"/>
-            </w:tcBorders>
-            <w:vAlign w:val="center"/>
-          </w:tcPr>
-          <w:p>
-            <w:pPr>
-              <w:spacing w:before="40" w:after="40"/>
-            </w:pPr>
-            <w:r>
-              <w:rPr>
-                <w:rFonts w:ascii="Arial" w:hAnsi="Arial"/>
-                <w:rFonts w:ascii="Arial" w:hAnsi="Arial" w:cs="Arial"/>
-                <w:b w:val="0"/>
-                <w:i w:val="0"/>
-                <w:color w:val="4A5568"/>
-                <w:sz w:val="18"/>
-              </w:rPr>
-              <w:t>07 May 2026</w:t>
             </w:r>
           </w:p>
         </w:tc>

--- a/mockup/monthly_client_statement/sample-statements/Loans_Detailed_sample.docx
+++ b/mockup/monthly_client_statement/sample-statements/Loans_Detailed_sample.docx
@@ -3996,7 +3996,7 @@
           <w:color w:val="0A2342"/>
           <w:sz w:val="18"/>
         </w:rPr>
-        <w:t>Disclaimer:</w:t>
+        <w:t>Disclaimer — Hex Trust MENA FZE:</w:t>
       </w:r>
     </w:p>
     <w:p>
@@ -4012,7 +4012,7 @@
           <w:color w:val="0A2342"/>
           <w:sz w:val="18"/>
         </w:rPr>
-        <w:t>The client must review the information in the monthly statement and give Hex Trust written notice of any suspected error or omission as soon as reasonably possible (in any event, no later than 7 days of accessing / receiving the statement). Hex Trust will not be liable with respect to any error or omission in the monthly statement (including any reliance on any such error or omission) unless the client has timely objected in writing as aforementioned, unless such error or omission is the result of Hex Trust's bad faith or willful default.</w:t>
+        <w:t>The client must review the information in the monthly statement and give Hex Trust MENA FZE written notice of any suspected error or omission as soon as reasonably possible (in any event, no later than 7 days of accessing / receiving the statement). Hex Trust MENA FZE will not be liable with respect to any error or omission in the monthly statement (including any reliance on any such error or omission) unless the client has timely objected in writing as aforementioned, unless such error or omission is the result of Hex Trust MENA FZE's bad faith or willful default. Hex Trust MENA FZE is regulated by the Virtual Assets Regulatory Authority (VARA), Dubai.</w:t>
       </w:r>
     </w:p>
     <w:sectPr>

--- a/mockup/monthly_client_statement/sample-statements/Loans_Detailed_sample.docx
+++ b/mockup/monthly_client_statement/sample-statements/Loans_Detailed_sample.docx
@@ -121,12 +121,12 @@
         <w:tblLook w:firstColumn="1" w:firstRow="1" w:lastColumn="0" w:lastRow="0" w:noHBand="0" w:noVBand="1" w:val="04A0"/>
       </w:tblPr>
       <w:tblGrid>
-        <w:gridCol w:w="9866"/>
+        <w:gridCol w:w="10206"/>
       </w:tblGrid>
       <w:tr>
         <w:tc>
           <w:tcPr>
-            <w:tcW w:type="dxa" w:w="9866"/>
+            <w:tcW w:type="dxa" w:w="10206"/>
             <w:shd w:val="clear" w:color="auto" w:fill="C8CFD8"/>
             <w:tcBorders>
               <w:top w:val="nil"/>
@@ -164,7 +164,7 @@
       <w:tr>
         <w:tc>
           <w:tcPr>
-            <w:tcW w:type="dxa" w:w="9866"/>
+            <w:tcW w:type="dxa" w:w="10206"/>
             <w:shd w:val="clear" w:color="auto" w:fill="C8CFD8"/>
             <w:tcBorders>
               <w:top w:val="nil"/>
@@ -589,8 +589,8 @@
         <w:tblLook w:firstColumn="1" w:firstRow="1" w:lastColumn="0" w:lastRow="0" w:noHBand="0" w:noVBand="1" w:val="04A0"/>
       </w:tblPr>
       <w:tblGrid>
-        <w:gridCol w:w="3402"/>
-        <w:gridCol w:w="6463"/>
+        <w:gridCol w:w="3515"/>
+        <w:gridCol w:w="6690"/>
       </w:tblGrid>
       <w:tr>
         <w:trPr>
@@ -598,7 +598,7 @@
         </w:trPr>
         <w:tc>
           <w:tcPr>
-            <w:tcW w:type="dxa" w:w="3402"/>
+            <w:tcW w:type="dxa" w:w="3515"/>
             <w:shd w:val="clear" w:color="auto" w:fill="0A2342"/>
             <w:tcBorders>
               <w:top w:val="nil"/>
@@ -633,7 +633,7 @@
         </w:tc>
         <w:tc>
           <w:tcPr>
-            <w:tcW w:type="dxa" w:w="6463"/>
+            <w:tcW w:type="dxa" w:w="6690"/>
             <w:shd w:val="clear" w:color="auto" w:fill="0A2342"/>
             <w:tcBorders>
               <w:top w:val="nil"/>
@@ -671,7 +671,7 @@
       <w:tr>
         <w:tc>
           <w:tcPr>
-            <w:tcW w:type="dxa" w:w="3402"/>
+            <w:tcW w:type="dxa" w:w="3515"/>
             <w:tcBorders>
               <w:bottom w:val="single" w:sz="4" w:color="D0D5DD"/>
             </w:tcBorders>
@@ -696,7 +696,7 @@
         </w:tc>
         <w:tc>
           <w:tcPr>
-            <w:tcW w:type="dxa" w:w="6463"/>
+            <w:tcW w:type="dxa" w:w="6690"/>
             <w:tcBorders>
               <w:bottom w:val="single" w:sz="4" w:color="D0D5DD"/>
             </w:tcBorders>
@@ -724,7 +724,7 @@
       <w:tr>
         <w:tc>
           <w:tcPr>
-            <w:tcW w:type="dxa" w:w="3402"/>
+            <w:tcW w:type="dxa" w:w="3515"/>
             <w:shd w:val="clear" w:color="auto" w:fill="F5F7FA"/>
             <w:tcBorders>
               <w:bottom w:val="single" w:sz="4" w:color="D0D5DD"/>
@@ -750,7 +750,7 @@
         </w:tc>
         <w:tc>
           <w:tcPr>
-            <w:tcW w:type="dxa" w:w="6463"/>
+            <w:tcW w:type="dxa" w:w="6690"/>
             <w:shd w:val="clear" w:color="auto" w:fill="F5F7FA"/>
             <w:tcBorders>
               <w:bottom w:val="single" w:sz="4" w:color="D0D5DD"/>
@@ -779,7 +779,7 @@
       <w:tr>
         <w:tc>
           <w:tcPr>
-            <w:tcW w:type="dxa" w:w="3402"/>
+            <w:tcW w:type="dxa" w:w="3515"/>
             <w:tcBorders>
               <w:bottom w:val="single" w:sz="4" w:color="D0D5DD"/>
             </w:tcBorders>
@@ -804,7 +804,7 @@
         </w:tc>
         <w:tc>
           <w:tcPr>
-            <w:tcW w:type="dxa" w:w="6463"/>
+            <w:tcW w:type="dxa" w:w="6690"/>
             <w:tcBorders>
               <w:bottom w:val="single" w:sz="4" w:color="D0D5DD"/>
             </w:tcBorders>
@@ -832,7 +832,7 @@
       <w:tr>
         <w:tc>
           <w:tcPr>
-            <w:tcW w:type="dxa" w:w="3402"/>
+            <w:tcW w:type="dxa" w:w="3515"/>
             <w:shd w:val="clear" w:color="auto" w:fill="F5F7FA"/>
             <w:tcBorders>
               <w:bottom w:val="single" w:sz="4" w:color="D0D5DD"/>
@@ -858,7 +858,7 @@
         </w:tc>
         <w:tc>
           <w:tcPr>
-            <w:tcW w:type="dxa" w:w="6463"/>
+            <w:tcW w:type="dxa" w:w="6690"/>
             <w:shd w:val="clear" w:color="auto" w:fill="F5F7FA"/>
             <w:tcBorders>
               <w:bottom w:val="single" w:sz="4" w:color="D0D5DD"/>
@@ -887,7 +887,7 @@
       <w:tr>
         <w:tc>
           <w:tcPr>
-            <w:tcW w:type="dxa" w:w="3402"/>
+            <w:tcW w:type="dxa" w:w="3515"/>
             <w:tcBorders>
               <w:bottom w:val="single" w:sz="4" w:color="D0D5DD"/>
             </w:tcBorders>
@@ -912,7 +912,7 @@
         </w:tc>
         <w:tc>
           <w:tcPr>
-            <w:tcW w:type="dxa" w:w="6463"/>
+            <w:tcW w:type="dxa" w:w="6690"/>
             <w:tcBorders>
               <w:bottom w:val="single" w:sz="4" w:color="D0D5DD"/>
             </w:tcBorders>
@@ -942,7 +942,7 @@
       <w:pPr>
         <w:sectPr>
           <w:pgSz w:w="11906" w:h="16838"/>
-          <w:pgMar w:top="1134" w:right="1020" w:bottom="1134" w:left="1020" w:header="720" w:footer="720" w:gutter="0"/>
+          <w:pgMar w:top="1134" w:right="850" w:bottom="1134" w:left="850" w:header="720" w:footer="720" w:gutter="0"/>
           <w:cols w:space="720"/>
           <w:docGrid w:linePitch="360"/>
         </w:sectPr>
@@ -956,12 +956,12 @@
         <w:tblLook w:firstColumn="1" w:firstRow="1" w:lastColumn="0" w:lastRow="0" w:noHBand="0" w:noVBand="1" w:val="04A0"/>
       </w:tblPr>
       <w:tblGrid>
-        <w:gridCol w:w="9866"/>
+        <w:gridCol w:w="10206"/>
       </w:tblGrid>
       <w:tr>
         <w:tc>
           <w:tcPr>
-            <w:tcW w:type="dxa" w:w="9866"/>
+            <w:tcW w:type="dxa" w:w="10206"/>
             <w:shd w:val="clear" w:color="auto" w:fill="C8CFD8"/>
             <w:tcBorders>
               <w:top w:val="nil"/>
@@ -999,7 +999,7 @@
       <w:tr>
         <w:tc>
           <w:tcPr>
-            <w:tcW w:type="dxa" w:w="9866"/>
+            <w:tcW w:type="dxa" w:w="10206"/>
             <w:shd w:val="clear" w:color="auto" w:fill="C8CFD8"/>
             <w:tcBorders>
               <w:top w:val="nil"/>
@@ -1095,13 +1095,13 @@
         <w:tblLook w:firstColumn="1" w:firstRow="1" w:lastColumn="0" w:lastRow="0" w:noHBand="0" w:noVBand="1" w:val="04A0"/>
       </w:tblPr>
       <w:tblGrid>
-        <w:gridCol w:w="1361"/>
-        <w:gridCol w:w="1361"/>
-        <w:gridCol w:w="1361"/>
-        <w:gridCol w:w="1247"/>
-        <w:gridCol w:w="1587"/>
+        <w:gridCol w:w="1417"/>
+        <w:gridCol w:w="1417"/>
+        <w:gridCol w:w="1417"/>
+        <w:gridCol w:w="1304"/>
+        <w:gridCol w:w="1644"/>
         <w:gridCol w:w="794"/>
-        <w:gridCol w:w="1247"/>
+        <w:gridCol w:w="1304"/>
         <w:gridCol w:w="907"/>
       </w:tblGrid>
       <w:tr>
@@ -1110,7 +1110,7 @@
         </w:trPr>
         <w:tc>
           <w:tcPr>
-            <w:tcW w:type="dxa" w:w="1361"/>
+            <w:tcW w:type="dxa" w:w="1417"/>
             <w:shd w:val="clear" w:color="auto" w:fill="0A2342"/>
             <w:tcBorders>
               <w:top w:val="nil"/>
@@ -1145,7 +1145,7 @@
         </w:tc>
         <w:tc>
           <w:tcPr>
-            <w:tcW w:type="dxa" w:w="1361"/>
+            <w:tcW w:type="dxa" w:w="1417"/>
             <w:shd w:val="clear" w:color="auto" w:fill="0A2342"/>
             <w:tcBorders>
               <w:top w:val="nil"/>
@@ -1181,7 +1181,7 @@
         </w:tc>
         <w:tc>
           <w:tcPr>
-            <w:tcW w:type="dxa" w:w="1361"/>
+            <w:tcW w:type="dxa" w:w="1417"/>
             <w:shd w:val="clear" w:color="auto" w:fill="0A2342"/>
             <w:tcBorders>
               <w:top w:val="nil"/>
@@ -1217,7 +1217,7 @@
         </w:tc>
         <w:tc>
           <w:tcPr>
-            <w:tcW w:type="dxa" w:w="1247"/>
+            <w:tcW w:type="dxa" w:w="1304"/>
             <w:shd w:val="clear" w:color="auto" w:fill="0A2342"/>
             <w:tcBorders>
               <w:top w:val="nil"/>
@@ -1253,7 +1253,7 @@
         </w:tc>
         <w:tc>
           <w:tcPr>
-            <w:tcW w:type="dxa" w:w="1587"/>
+            <w:tcW w:type="dxa" w:w="1644"/>
             <w:shd w:val="clear" w:color="auto" w:fill="0A2342"/>
             <w:tcBorders>
               <w:top w:val="nil"/>
@@ -1325,7 +1325,7 @@
         </w:tc>
         <w:tc>
           <w:tcPr>
-            <w:tcW w:type="dxa" w:w="1247"/>
+            <w:tcW w:type="dxa" w:w="1304"/>
             <w:shd w:val="clear" w:color="auto" w:fill="0A2342"/>
             <w:tcBorders>
               <w:top w:val="nil"/>
@@ -1399,7 +1399,7 @@
       <w:tr>
         <w:tc>
           <w:tcPr>
-            <w:tcW w:type="dxa" w:w="1361"/>
+            <w:tcW w:type="dxa" w:w="1417"/>
             <w:tcBorders>
               <w:bottom w:val="single" w:sz="4" w:color="D0D5DD"/>
             </w:tcBorders>
@@ -1424,7 +1424,7 @@
         </w:tc>
         <w:tc>
           <w:tcPr>
-            <w:tcW w:type="dxa" w:w="1361"/>
+            <w:tcW w:type="dxa" w:w="1417"/>
             <w:tcBorders>
               <w:bottom w:val="single" w:sz="4" w:color="D0D5DD"/>
             </w:tcBorders>
@@ -1450,7 +1450,7 @@
         </w:tc>
         <w:tc>
           <w:tcPr>
-            <w:tcW w:type="dxa" w:w="1361"/>
+            <w:tcW w:type="dxa" w:w="1417"/>
             <w:tcBorders>
               <w:bottom w:val="single" w:sz="4" w:color="D0D5DD"/>
             </w:tcBorders>
@@ -1476,7 +1476,7 @@
         </w:tc>
         <w:tc>
           <w:tcPr>
-            <w:tcW w:type="dxa" w:w="1247"/>
+            <w:tcW w:type="dxa" w:w="1304"/>
             <w:tcBorders>
               <w:bottom w:val="single" w:sz="4" w:color="D0D5DD"/>
             </w:tcBorders>
@@ -1502,7 +1502,7 @@
         </w:tc>
         <w:tc>
           <w:tcPr>
-            <w:tcW w:type="dxa" w:w="1587"/>
+            <w:tcW w:type="dxa" w:w="1644"/>
             <w:tcBorders>
               <w:bottom w:val="single" w:sz="4" w:color="D0D5DD"/>
             </w:tcBorders>
@@ -1554,7 +1554,7 @@
         </w:tc>
         <w:tc>
           <w:tcPr>
-            <w:tcW w:type="dxa" w:w="1247"/>
+            <w:tcW w:type="dxa" w:w="1304"/>
             <w:tcBorders>
               <w:bottom w:val="single" w:sz="4" w:color="D0D5DD"/>
             </w:tcBorders>
@@ -1974,12 +1974,12 @@
         <w:tblLook w:firstColumn="1" w:firstRow="1" w:lastColumn="0" w:lastRow="0" w:noHBand="0" w:noVBand="1" w:val="04A0"/>
       </w:tblPr>
       <w:tblGrid>
-        <w:gridCol w:w="1361"/>
-        <w:gridCol w:w="1587"/>
-        <w:gridCol w:w="1361"/>
-        <w:gridCol w:w="1361"/>
-        <w:gridCol w:w="1020"/>
-        <w:gridCol w:w="1587"/>
+        <w:gridCol w:w="1417"/>
+        <w:gridCol w:w="1644"/>
+        <w:gridCol w:w="1417"/>
+        <w:gridCol w:w="1417"/>
+        <w:gridCol w:w="1077"/>
+        <w:gridCol w:w="1644"/>
         <w:gridCol w:w="1587"/>
       </w:tblGrid>
       <w:tr>
@@ -1988,7 +1988,7 @@
         </w:trPr>
         <w:tc>
           <w:tcPr>
-            <w:tcW w:type="dxa" w:w="1361"/>
+            <w:tcW w:type="dxa" w:w="1417"/>
             <w:shd w:val="clear" w:color="auto" w:fill="0A2342"/>
             <w:tcBorders>
               <w:top w:val="nil"/>
@@ -2023,7 +2023,7 @@
         </w:tc>
         <w:tc>
           <w:tcPr>
-            <w:tcW w:type="dxa" w:w="1587"/>
+            <w:tcW w:type="dxa" w:w="1644"/>
             <w:shd w:val="clear" w:color="auto" w:fill="0A2342"/>
             <w:tcBorders>
               <w:top w:val="nil"/>
@@ -2059,7 +2059,7 @@
         </w:tc>
         <w:tc>
           <w:tcPr>
-            <w:tcW w:type="dxa" w:w="1361"/>
+            <w:tcW w:type="dxa" w:w="1417"/>
             <w:shd w:val="clear" w:color="auto" w:fill="0A2342"/>
             <w:tcBorders>
               <w:top w:val="nil"/>
@@ -2095,7 +2095,7 @@
         </w:tc>
         <w:tc>
           <w:tcPr>
-            <w:tcW w:type="dxa" w:w="1361"/>
+            <w:tcW w:type="dxa" w:w="1417"/>
             <w:shd w:val="clear" w:color="auto" w:fill="0A2342"/>
             <w:tcBorders>
               <w:top w:val="nil"/>
@@ -2131,7 +2131,7 @@
         </w:tc>
         <w:tc>
           <w:tcPr>
-            <w:tcW w:type="dxa" w:w="1020"/>
+            <w:tcW w:type="dxa" w:w="1077"/>
             <w:shd w:val="clear" w:color="auto" w:fill="0A2342"/>
             <w:tcBorders>
               <w:top w:val="nil"/>
@@ -2167,7 +2167,7 @@
         </w:tc>
         <w:tc>
           <w:tcPr>
-            <w:tcW w:type="dxa" w:w="1587"/>
+            <w:tcW w:type="dxa" w:w="1644"/>
             <w:shd w:val="clear" w:color="auto" w:fill="0A2342"/>
             <w:tcBorders>
               <w:top w:val="nil"/>
@@ -2241,7 +2241,7 @@
       <w:tr>
         <w:tc>
           <w:tcPr>
-            <w:tcW w:type="dxa" w:w="1361"/>
+            <w:tcW w:type="dxa" w:w="1417"/>
             <w:tcBorders>
               <w:bottom w:val="single" w:sz="4" w:color="D0D5DD"/>
             </w:tcBorders>
@@ -2266,7 +2266,7 @@
         </w:tc>
         <w:tc>
           <w:tcPr>
-            <w:tcW w:type="dxa" w:w="1587"/>
+            <w:tcW w:type="dxa" w:w="1644"/>
             <w:tcBorders>
               <w:bottom w:val="single" w:sz="4" w:color="D0D5DD"/>
             </w:tcBorders>
@@ -2292,7 +2292,7 @@
         </w:tc>
         <w:tc>
           <w:tcPr>
-            <w:tcW w:type="dxa" w:w="1361"/>
+            <w:tcW w:type="dxa" w:w="1417"/>
             <w:tcBorders>
               <w:bottom w:val="single" w:sz="4" w:color="D0D5DD"/>
             </w:tcBorders>
@@ -2318,7 +2318,7 @@
         </w:tc>
         <w:tc>
           <w:tcPr>
-            <w:tcW w:type="dxa" w:w="1361"/>
+            <w:tcW w:type="dxa" w:w="1417"/>
             <w:tcBorders>
               <w:bottom w:val="single" w:sz="4" w:color="D0D5DD"/>
             </w:tcBorders>
@@ -2344,7 +2344,7 @@
         </w:tc>
         <w:tc>
           <w:tcPr>
-            <w:tcW w:type="dxa" w:w="1020"/>
+            <w:tcW w:type="dxa" w:w="1077"/>
             <w:tcBorders>
               <w:bottom w:val="single" w:sz="4" w:color="D0D5DD"/>
             </w:tcBorders>
@@ -2370,7 +2370,7 @@
         </w:tc>
         <w:tc>
           <w:tcPr>
-            <w:tcW w:type="dxa" w:w="1587"/>
+            <w:tcW w:type="dxa" w:w="1644"/>
             <w:tcBorders>
               <w:bottom w:val="single" w:sz="4" w:color="D0D5DD"/>
             </w:tcBorders>
@@ -2793,10 +2793,10 @@
         <w:gridCol w:w="1247"/>
         <w:gridCol w:w="794"/>
         <w:gridCol w:w="1247"/>
-        <w:gridCol w:w="1701"/>
-        <w:gridCol w:w="1701"/>
-        <w:gridCol w:w="1701"/>
-        <w:gridCol w:w="1587"/>
+        <w:gridCol w:w="1757"/>
+        <w:gridCol w:w="1757"/>
+        <w:gridCol w:w="1757"/>
+        <w:gridCol w:w="1644"/>
       </w:tblGrid>
       <w:tr>
         <w:trPr>
@@ -2910,7 +2910,7 @@
         </w:tc>
         <w:tc>
           <w:tcPr>
-            <w:tcW w:type="dxa" w:w="1701"/>
+            <w:tcW w:type="dxa" w:w="1757"/>
             <w:shd w:val="clear" w:color="auto" w:fill="0A2342"/>
             <w:tcBorders>
               <w:top w:val="nil"/>
@@ -2946,7 +2946,7 @@
         </w:tc>
         <w:tc>
           <w:tcPr>
-            <w:tcW w:type="dxa" w:w="1701"/>
+            <w:tcW w:type="dxa" w:w="1757"/>
             <w:shd w:val="clear" w:color="auto" w:fill="0A2342"/>
             <w:tcBorders>
               <w:top w:val="nil"/>
@@ -2982,7 +2982,7 @@
         </w:tc>
         <w:tc>
           <w:tcPr>
-            <w:tcW w:type="dxa" w:w="1701"/>
+            <w:tcW w:type="dxa" w:w="1757"/>
             <w:shd w:val="clear" w:color="auto" w:fill="0A2342"/>
             <w:tcBorders>
               <w:top w:val="nil"/>
@@ -3018,7 +3018,7 @@
         </w:tc>
         <w:tc>
           <w:tcPr>
-            <w:tcW w:type="dxa" w:w="1587"/>
+            <w:tcW w:type="dxa" w:w="1644"/>
             <w:shd w:val="clear" w:color="auto" w:fill="0A2342"/>
             <w:tcBorders>
               <w:top w:val="nil"/>
@@ -3132,7 +3132,7 @@
         </w:tc>
         <w:tc>
           <w:tcPr>
-            <w:tcW w:type="dxa" w:w="1701"/>
+            <w:tcW w:type="dxa" w:w="1757"/>
             <w:tcBorders>
               <w:bottom w:val="single" w:sz="4" w:color="D0D5DD"/>
             </w:tcBorders>
@@ -3158,7 +3158,7 @@
         </w:tc>
         <w:tc>
           <w:tcPr>
-            <w:tcW w:type="dxa" w:w="1701"/>
+            <w:tcW w:type="dxa" w:w="1757"/>
             <w:tcBorders>
               <w:bottom w:val="single" w:sz="4" w:color="D0D5DD"/>
             </w:tcBorders>
@@ -3184,7 +3184,7 @@
         </w:tc>
         <w:tc>
           <w:tcPr>
-            <w:tcW w:type="dxa" w:w="1701"/>
+            <w:tcW w:type="dxa" w:w="1757"/>
             <w:tcBorders>
               <w:bottom w:val="single" w:sz="4" w:color="D0D5DD"/>
             </w:tcBorders>
@@ -3210,7 +3210,7 @@
         </w:tc>
         <w:tc>
           <w:tcPr>
-            <w:tcW w:type="dxa" w:w="1587"/>
+            <w:tcW w:type="dxa" w:w="1644"/>
             <w:tcBorders>
               <w:bottom w:val="single" w:sz="4" w:color="D0D5DD"/>
             </w:tcBorders>
@@ -3317,7 +3317,7 @@
         </w:tc>
         <w:tc>
           <w:tcPr>
-            <w:tcW w:type="dxa" w:w="1701"/>
+            <w:tcW w:type="dxa" w:w="1757"/>
             <w:shd w:val="clear" w:color="auto" w:fill="F5F7FA"/>
             <w:tcBorders>
               <w:bottom w:val="single" w:sz="4" w:color="D0D5DD"/>
@@ -3344,7 +3344,7 @@
         </w:tc>
         <w:tc>
           <w:tcPr>
-            <w:tcW w:type="dxa" w:w="1701"/>
+            <w:tcW w:type="dxa" w:w="1757"/>
             <w:shd w:val="clear" w:color="auto" w:fill="F5F7FA"/>
             <w:tcBorders>
               <w:bottom w:val="single" w:sz="4" w:color="D0D5DD"/>
@@ -3371,7 +3371,7 @@
         </w:tc>
         <w:tc>
           <w:tcPr>
-            <w:tcW w:type="dxa" w:w="1701"/>
+            <w:tcW w:type="dxa" w:w="1757"/>
             <w:shd w:val="clear" w:color="auto" w:fill="F5F7FA"/>
             <w:tcBorders>
               <w:bottom w:val="single" w:sz="4" w:color="D0D5DD"/>
@@ -3398,7 +3398,7 @@
         </w:tc>
         <w:tc>
           <w:tcPr>
-            <w:tcW w:type="dxa" w:w="1587"/>
+            <w:tcW w:type="dxa" w:w="1644"/>
             <w:shd w:val="clear" w:color="auto" w:fill="F5F7FA"/>
             <w:tcBorders>
               <w:bottom w:val="single" w:sz="4" w:color="D0D5DD"/>
@@ -3465,10 +3465,10 @@
         <w:tblLook w:firstColumn="1" w:firstRow="1" w:lastColumn="0" w:lastRow="0" w:noHBand="0" w:noVBand="1" w:val="04A0"/>
       </w:tblPr>
       <w:tblGrid>
-        <w:gridCol w:w="1701"/>
-        <w:gridCol w:w="1474"/>
-        <w:gridCol w:w="1474"/>
-        <w:gridCol w:w="2494"/>
+        <w:gridCol w:w="1757"/>
+        <w:gridCol w:w="1531"/>
+        <w:gridCol w:w="1531"/>
+        <w:gridCol w:w="2551"/>
         <w:gridCol w:w="2835"/>
       </w:tblGrid>
       <w:tr>
@@ -3477,7 +3477,7 @@
         </w:trPr>
         <w:tc>
           <w:tcPr>
-            <w:tcW w:type="dxa" w:w="1701"/>
+            <w:tcW w:type="dxa" w:w="1757"/>
             <w:shd w:val="clear" w:color="auto" w:fill="0A2342"/>
             <w:tcBorders>
               <w:top w:val="nil"/>
@@ -3512,7 +3512,7 @@
         </w:tc>
         <w:tc>
           <w:tcPr>
-            <w:tcW w:type="dxa" w:w="1474"/>
+            <w:tcW w:type="dxa" w:w="1531"/>
             <w:shd w:val="clear" w:color="auto" w:fill="0A2342"/>
             <w:tcBorders>
               <w:top w:val="nil"/>
@@ -3547,7 +3547,7 @@
         </w:tc>
         <w:tc>
           <w:tcPr>
-            <w:tcW w:type="dxa" w:w="1474"/>
+            <w:tcW w:type="dxa" w:w="1531"/>
             <w:shd w:val="clear" w:color="auto" w:fill="0A2342"/>
             <w:tcBorders>
               <w:top w:val="nil"/>
@@ -3582,7 +3582,7 @@
         </w:tc>
         <w:tc>
           <w:tcPr>
-            <w:tcW w:type="dxa" w:w="2494"/>
+            <w:tcW w:type="dxa" w:w="2551"/>
             <w:shd w:val="clear" w:color="auto" w:fill="0A2342"/>
             <w:tcBorders>
               <w:top w:val="nil"/>
@@ -3654,7 +3654,7 @@
       <w:tr>
         <w:tc>
           <w:tcPr>
-            <w:tcW w:type="dxa" w:w="1701"/>
+            <w:tcW w:type="dxa" w:w="1757"/>
             <w:tcBorders>
               <w:bottom w:val="single" w:sz="4" w:color="D0D5DD"/>
             </w:tcBorders>
@@ -3679,7 +3679,7 @@
         </w:tc>
         <w:tc>
           <w:tcPr>
-            <w:tcW w:type="dxa" w:w="1474"/>
+            <w:tcW w:type="dxa" w:w="1531"/>
             <w:tcBorders>
               <w:bottom w:val="single" w:sz="4" w:color="D0D5DD"/>
             </w:tcBorders>
@@ -3704,7 +3704,7 @@
         </w:tc>
         <w:tc>
           <w:tcPr>
-            <w:tcW w:type="dxa" w:w="1474"/>
+            <w:tcW w:type="dxa" w:w="1531"/>
             <w:tcBorders>
               <w:bottom w:val="single" w:sz="4" w:color="D0D5DD"/>
             </w:tcBorders>
@@ -3729,7 +3729,7 @@
         </w:tc>
         <w:tc>
           <w:tcPr>
-            <w:tcW w:type="dxa" w:w="2494"/>
+            <w:tcW w:type="dxa" w:w="2551"/>
             <w:tcBorders>
               <w:bottom w:val="single" w:sz="4" w:color="D0D5DD"/>
             </w:tcBorders>
@@ -3781,7 +3781,7 @@
       <w:tr>
         <w:tc>
           <w:tcPr>
-            <w:tcW w:type="dxa" w:w="1701"/>
+            <w:tcW w:type="dxa" w:w="1757"/>
             <w:shd w:val="clear" w:color="auto" w:fill="F5F7FA"/>
             <w:tcBorders>
               <w:bottom w:val="single" w:sz="4" w:color="D0D5DD"/>
@@ -3807,7 +3807,7 @@
         </w:tc>
         <w:tc>
           <w:tcPr>
-            <w:tcW w:type="dxa" w:w="1474"/>
+            <w:tcW w:type="dxa" w:w="1531"/>
             <w:shd w:val="clear" w:color="auto" w:fill="F5F7FA"/>
             <w:tcBorders>
               <w:bottom w:val="single" w:sz="4" w:color="D0D5DD"/>
@@ -3833,7 +3833,7 @@
         </w:tc>
         <w:tc>
           <w:tcPr>
-            <w:tcW w:type="dxa" w:w="1474"/>
+            <w:tcW w:type="dxa" w:w="1531"/>
             <w:shd w:val="clear" w:color="auto" w:fill="F5F7FA"/>
             <w:tcBorders>
               <w:bottom w:val="single" w:sz="4" w:color="D0D5DD"/>
@@ -3859,7 +3859,7 @@
         </w:tc>
         <w:tc>
           <w:tcPr>
-            <w:tcW w:type="dxa" w:w="2494"/>
+            <w:tcW w:type="dxa" w:w="2551"/>
             <w:shd w:val="clear" w:color="auto" w:fill="F5F7FA"/>
             <w:tcBorders>
               <w:bottom w:val="single" w:sz="4" w:color="D0D5DD"/>
@@ -3931,7 +3931,7 @@
       <w:pPr>
         <w:sectPr>
           <w:pgSz w:w="11906" w:h="16838"/>
-          <w:pgMar w:top="1134" w:right="1020" w:bottom="1134" w:left="1020" w:header="720" w:footer="720" w:gutter="0"/>
+          <w:pgMar w:top="1134" w:right="850" w:bottom="1134" w:left="850" w:header="720" w:footer="720" w:gutter="0"/>
           <w:cols w:space="720"/>
           <w:docGrid w:linePitch="360"/>
         </w:sectPr>
@@ -4017,7 +4017,7 @@
     </w:p>
     <w:sectPr>
       <w:pgSz w:w="11906" w:h="16838"/>
-      <w:pgMar w:top="1134" w:right="1020" w:bottom="1134" w:left="1020" w:header="720" w:footer="720" w:gutter="0"/>
+      <w:pgMar w:top="1134" w:right="850" w:bottom="1134" w:left="850" w:header="720" w:footer="720" w:gutter="0"/>
       <w:cols w:space="720"/>
       <w:docGrid w:linePitch="360"/>
     </w:sectPr>

--- a/mockup/monthly_client_statement/sample-statements/Loans_Detailed_sample.docx
+++ b/mockup/monthly_client_statement/sample-statements/Loans_Detailed_sample.docx
@@ -73,7 +73,7 @@
           <w:color w:val="4A5568"/>
           <w:sz w:val="40"/>
         </w:rPr>
-        <w:t>HT Markets MENA FZE</w:t>
+        <w:t>SuperRich Tech Limited</w:t>
       </w:r>
     </w:p>
     <w:p>
@@ -193,7 +193,7 @@
                 <w:color w:val="0A2342"/>
                 <w:sz w:val="19"/>
               </w:rPr>
-              <w:t>Activity Statement  ·  HT Markets MENA FZE</w:t>
+              <w:t>Activity Statement  ·  SuperRich Tech Limited</w:t>
             </w:r>
           </w:p>
           <w:p>
@@ -268,7 +268,7 @@
                 <w:color w:val="0A2342"/>
                 <w:sz w:val="18"/>
               </w:rPr>
-              <w:t>Legal Name</w:t>
+              <w:t>Client Name</w:t>
             </w:r>
           </w:p>
         </w:tc>
@@ -293,7 +293,7 @@
                 <w:color w:val="4A5568"/>
                 <w:sz w:val="18"/>
               </w:rPr>
-              <w:t>HT Markets MENA FZE</w:t>
+              <w:t>SuperRich Tech Limited</w:t>
             </w:r>
           </w:p>
         </w:tc>
@@ -321,7 +321,7 @@
                 <w:color w:val="0A2342"/>
                 <w:sz w:val="18"/>
               </w:rPr>
-              <w:t>Enterprise Name</w:t>
+              <w:t>Client ID</w:t>
             </w:r>
           </w:p>
         </w:tc>
@@ -347,7 +347,7 @@
                 <w:color w:val="4A5568"/>
                 <w:sz w:val="18"/>
               </w:rPr>
-              <w:t>HT Markets MENA FZE — Custody</w:t>
+              <w:t>3a8c2d14-f1b7-4e95-a623-9d8e7c4b1f5a</w:t>
             </w:r>
           </w:p>
         </w:tc>
@@ -374,7 +374,7 @@
                 <w:color w:val="0A2342"/>
                 <w:sz w:val="18"/>
               </w:rPr>
-              <w:t>Enterprise ID</w:t>
+              <w:t>Loan Provider</w:t>
             </w:r>
           </w:p>
         </w:tc>
@@ -399,7 +399,7 @@
                 <w:color w:val="4A5568"/>
                 <w:sz w:val="18"/>
               </w:rPr>
-              <w:t>21a4bf26-8dcc-11ee-9b69-2346469ca27d</w:t>
+              <w:t>Hex Trust Loans Ltd</w:t>
             </w:r>
           </w:p>
         </w:tc>
@@ -427,7 +427,7 @@
                 <w:color w:val="0A2342"/>
                 <w:sz w:val="18"/>
               </w:rPr>
-              <w:t>Custodian</w:t>
+              <w:t>Statement Period</w:t>
             </w:r>
           </w:p>
         </w:tc>
@@ -435,58 +435,6 @@
           <w:tcPr>
             <w:tcW w:type="dxa" w:w="6746"/>
             <w:shd w:val="clear" w:color="auto" w:fill="F5F7FA"/>
-            <w:tcBorders>
-              <w:bottom w:val="single" w:sz="4" w:color="D0D5DD"/>
-            </w:tcBorders>
-            <w:vAlign w:val="center"/>
-          </w:tcPr>
-          <w:p>
-            <w:pPr>
-              <w:spacing w:before="40" w:after="40"/>
-            </w:pPr>
-            <w:r>
-              <w:rPr>
-                <w:rFonts w:ascii="Arial" w:hAnsi="Arial"/>
-                <w:rFonts w:ascii="Arial" w:hAnsi="Arial" w:cs="Arial"/>
-                <w:b w:val="0"/>
-                <w:i w:val="0"/>
-                <w:color w:val="4A5568"/>
-                <w:sz w:val="18"/>
-              </w:rPr>
-              <w:t>Hex Trust MENA FZE</w:t>
-            </w:r>
-          </w:p>
-        </w:tc>
-      </w:tr>
-      <w:tr>
-        <w:tc>
-          <w:tcPr>
-            <w:tcW w:type="dxa" w:w="3118"/>
-            <w:tcBorders>
-              <w:bottom w:val="single" w:sz="4" w:color="D0D5DD"/>
-            </w:tcBorders>
-            <w:vAlign w:val="center"/>
-          </w:tcPr>
-          <w:p>
-            <w:pPr>
-              <w:spacing w:before="40" w:after="40"/>
-            </w:pPr>
-            <w:r>
-              <w:rPr>
-                <w:rFonts w:ascii="Arial" w:hAnsi="Arial"/>
-                <w:rFonts w:ascii="Arial" w:hAnsi="Arial" w:cs="Arial"/>
-                <w:b/>
-                <w:i w:val="0"/>
-                <w:color w:val="0A2342"/>
-                <w:sz w:val="18"/>
-              </w:rPr>
-              <w:t>Statement Period</w:t>
-            </w:r>
-          </w:p>
-        </w:tc>
-        <w:tc>
-          <w:tcPr>
-            <w:tcW w:type="dxa" w:w="6746"/>
             <w:tcBorders>
               <w:bottom w:val="single" w:sz="4" w:color="D0D5DD"/>
             </w:tcBorders>
@@ -514,7 +462,6 @@
         <w:tc>
           <w:tcPr>
             <w:tcW w:type="dxa" w:w="3118"/>
-            <w:shd w:val="clear" w:color="auto" w:fill="F5F7FA"/>
             <w:tcBorders>
               <w:bottom w:val="single" w:sz="4" w:color="D0D5DD"/>
             </w:tcBorders>
@@ -540,7 +487,6 @@
         <w:tc>
           <w:tcPr>
             <w:tcW w:type="dxa" w:w="6746"/>
-            <w:shd w:val="clear" w:color="auto" w:fill="F5F7FA"/>
             <w:tcBorders>
               <w:bottom w:val="single" w:sz="4" w:color="D0D5DD"/>
             </w:tcBorders>
@@ -1028,7 +974,7 @@
                 <w:color w:val="0A2342"/>
                 <w:sz w:val="19"/>
               </w:rPr>
-              <w:t>Activity Statement  ·  HT Markets MENA FZE</w:t>
+              <w:t>Activity Statement  ·  SuperRich Tech Limited</w:t>
             </w:r>
           </w:p>
           <w:p>
@@ -3996,7 +3942,7 @@
           <w:color w:val="0A2342"/>
           <w:sz w:val="18"/>
         </w:rPr>
-        <w:t>Disclaimer — Hex Trust MENA FZE:</w:t>
+        <w:t>Disclaimer — Hex Trust Loans Ltd:</w:t>
       </w:r>
     </w:p>
     <w:p>
@@ -4012,7 +3958,7 @@
           <w:color w:val="0A2342"/>
           <w:sz w:val="18"/>
         </w:rPr>
-        <w:t>The client must review the information in the monthly statement and give Hex Trust MENA FZE written notice of any suspected error or omission as soon as reasonably possible (in any event, no later than 7 days of accessing / receiving the statement). Hex Trust MENA FZE will not be liable with respect to any error or omission in the monthly statement (including any reliance on any such error or omission) unless the client has timely objected in writing as aforementioned, unless such error or omission is the result of Hex Trust MENA FZE's bad faith or willful default. Hex Trust MENA FZE is regulated by the Virtual Assets Regulatory Authority (VARA), Dubai.</w:t>
+        <w:t>The client must review the information in the monthly statement and give the custodian written notice of any suspected error or omission as soon as reasonably possible (in any event, no later than 7 days of accessing / receiving the statement). The custodian will not be liable with respect to any error or omission in the monthly statement (including any reliance on any such error or omission) unless the client has timely objected in writing as aforementioned, unless such error or omission is the result of the custodian's bad faith or willful default.</w:t>
       </w:r>
     </w:p>
     <w:sectPr>

--- a/mockup/monthly_client_statement/sample-statements/Loans_Detailed_sample.docx
+++ b/mockup/monthly_client_statement/sample-statements/Loans_Detailed_sample.docx
@@ -427,7 +427,7 @@
                 <w:color w:val="0A2342"/>
                 <w:sz w:val="18"/>
               </w:rPr>
-              <w:t>Statement Period</w:t>
+              <w:t>Reporting Currency</w:t>
             </w:r>
           </w:p>
         </w:tc>
@@ -435,58 +435,6 @@
           <w:tcPr>
             <w:tcW w:type="dxa" w:w="6746"/>
             <w:shd w:val="clear" w:color="auto" w:fill="F5F7FA"/>
-            <w:tcBorders>
-              <w:bottom w:val="single" w:sz="4" w:color="D0D5DD"/>
-            </w:tcBorders>
-            <w:vAlign w:val="center"/>
-          </w:tcPr>
-          <w:p>
-            <w:pPr>
-              <w:spacing w:before="40" w:after="40"/>
-            </w:pPr>
-            <w:r>
-              <w:rPr>
-                <w:rFonts w:ascii="Arial" w:hAnsi="Arial"/>
-                <w:rFonts w:ascii="Arial" w:hAnsi="Arial" w:cs="Arial"/>
-                <w:b w:val="0"/>
-                <w:i w:val="0"/>
-                <w:color w:val="4A5568"/>
-                <w:sz w:val="18"/>
-              </w:rPr>
-              <w:t>01 Apr 2026 - 30 Apr 2026</w:t>
-            </w:r>
-          </w:p>
-        </w:tc>
-      </w:tr>
-      <w:tr>
-        <w:tc>
-          <w:tcPr>
-            <w:tcW w:type="dxa" w:w="3118"/>
-            <w:tcBorders>
-              <w:bottom w:val="single" w:sz="4" w:color="D0D5DD"/>
-            </w:tcBorders>
-            <w:vAlign w:val="center"/>
-          </w:tcPr>
-          <w:p>
-            <w:pPr>
-              <w:spacing w:before="40" w:after="40"/>
-            </w:pPr>
-            <w:r>
-              <w:rPr>
-                <w:rFonts w:ascii="Arial" w:hAnsi="Arial"/>
-                <w:rFonts w:ascii="Arial" w:hAnsi="Arial" w:cs="Arial"/>
-                <w:b/>
-                <w:i w:val="0"/>
-                <w:color w:val="0A2342"/>
-                <w:sz w:val="18"/>
-              </w:rPr>
-              <w:t>Reporting Currency</w:t>
-            </w:r>
-          </w:p>
-        </w:tc>
-        <w:tc>
-          <w:tcPr>
-            <w:tcW w:type="dxa" w:w="6746"/>
             <w:tcBorders>
               <w:bottom w:val="single" w:sz="4" w:color="D0D5DD"/>
             </w:tcBorders>

--- a/mockup/monthly_client_statement/sample-statements/Loans_Detailed_sample.docx
+++ b/mockup/monthly_client_statement/sample-statements/Loans_Detailed_sample.docx
@@ -15,7 +15,7 @@
           <w:color w:val="4A5568"/>
           <w:sz w:val="20"/>
         </w:rPr>
-        <w:t>07 May 2026</w:t>
+        <w:t>01 May 2026</w:t>
       </w:r>
     </w:p>
     <w:p>

--- a/mockup/monthly_client_statement/sample-statements/Loans_Detailed_sample.docx
+++ b/mockup/monthly_client_statement/sample-statements/Loans_Detailed_sample.docx
@@ -453,7 +453,7 @@
                 <w:color w:val="4A5568"/>
                 <w:sz w:val="18"/>
               </w:rPr>
-              <w:t>USD (spot @ 23:59:59 UTC on last day of period)</w:t>
+              <w:t>USD</w:t>
             </w:r>
           </w:p>
         </w:tc>

--- a/mockup/monthly_client_statement/sample-statements/Loans_Detailed_sample.docx
+++ b/mockup/monthly_client_statement/sample-statements/Loans_Detailed_sample.docx
@@ -885,7 +885,7 @@
                 <w:color w:val="0A2342"/>
                 <w:sz w:val="44"/>
               </w:rPr>
-              <w:t>Section 4 — Loans (Detailed View)</w:t>
+              <w:t>Section 2 — Statement Details</w:t>
             </w:r>
           </w:p>
         </w:tc>
@@ -1500,6 +1500,22 @@
         </w:tc>
       </w:tr>
     </w:tbl>
+    <w:p>
+      <w:pPr>
+        <w:spacing w:before="240" w:after="80"/>
+      </w:pPr>
+      <w:r>
+        <w:rPr>
+          <w:rFonts w:ascii="Arial" w:hAnsi="Arial"/>
+          <w:rFonts w:ascii="Arial" w:hAnsi="Arial" w:cs="Arial"/>
+          <w:b/>
+          <w:i w:val="0"/>
+          <w:color w:val="0A2342"/>
+          <w:sz w:val="22"/>
+        </w:rPr>
+        <w:t>Borrowing position 1 of 1 — LN-B-2026-0418</w:t>
+      </w:r>
+    </w:p>
     <w:tbl>
       <w:tblPr>
         <w:tblW w:type="auto" w:w="0"/>
@@ -1532,7 +1548,7 @@
                 <w:color w:val="0A2342"/>
                 <w:sz w:val="18"/>
               </w:rPr>
-              <w:t>Loan ID</w:t>
+              <w:t>Collateral location</w:t>
             </w:r>
           </w:p>
         </w:tc>
@@ -1557,7 +1573,7 @@
                 <w:color w:val="4A5568"/>
                 <w:sz w:val="18"/>
               </w:rPr>
-              <w:t>LN-B-2026-0418</w:t>
+              <w:t>Held in segregated vault under client Enterprise</w:t>
             </w:r>
           </w:p>
         </w:tc>
@@ -1585,7 +1601,7 @@
                 <w:color w:val="0A2342"/>
                 <w:sz w:val="18"/>
               </w:rPr>
-              <w:t>Collateral location</w:t>
+              <w:t>Margin call trigger</w:t>
             </w:r>
           </w:p>
         </w:tc>
@@ -1593,58 +1609,6 @@
           <w:tcPr>
             <w:tcW w:type="dxa" w:w="6746"/>
             <w:shd w:val="clear" w:color="auto" w:fill="F5F7FA"/>
-            <w:tcBorders>
-              <w:bottom w:val="single" w:sz="4" w:color="D0D5DD"/>
-            </w:tcBorders>
-            <w:vAlign w:val="center"/>
-          </w:tcPr>
-          <w:p>
-            <w:pPr>
-              <w:spacing w:before="40" w:after="40"/>
-            </w:pPr>
-            <w:r>
-              <w:rPr>
-                <w:rFonts w:ascii="Arial" w:hAnsi="Arial"/>
-                <w:rFonts w:ascii="Arial" w:hAnsi="Arial" w:cs="Arial"/>
-                <w:b w:val="0"/>
-                <w:i w:val="0"/>
-                <w:color w:val="4A5568"/>
-                <w:sz w:val="18"/>
-              </w:rPr>
-              <w:t>Held in segregated vault under client Enterprise</w:t>
-            </w:r>
-          </w:p>
-        </w:tc>
-      </w:tr>
-      <w:tr>
-        <w:tc>
-          <w:tcPr>
-            <w:tcW w:type="dxa" w:w="3118"/>
-            <w:tcBorders>
-              <w:bottom w:val="single" w:sz="4" w:color="D0D5DD"/>
-            </w:tcBorders>
-            <w:vAlign w:val="center"/>
-          </w:tcPr>
-          <w:p>
-            <w:pPr>
-              <w:spacing w:before="40" w:after="40"/>
-            </w:pPr>
-            <w:r>
-              <w:rPr>
-                <w:rFonts w:ascii="Arial" w:hAnsi="Arial"/>
-                <w:rFonts w:ascii="Arial" w:hAnsi="Arial" w:cs="Arial"/>
-                <w:b/>
-                <w:i w:val="0"/>
-                <w:color w:val="0A2342"/>
-                <w:sz w:val="18"/>
-              </w:rPr>
-              <w:t>Margin call trigger</w:t>
-            </w:r>
-          </w:p>
-        </w:tc>
-        <w:tc>
-          <w:tcPr>
-            <w:tcW w:type="dxa" w:w="6746"/>
             <w:tcBorders>
               <w:bottom w:val="single" w:sz="4" w:color="D0D5DD"/>
             </w:tcBorders>
@@ -1672,7 +1636,6 @@
         <w:tc>
           <w:tcPr>
             <w:tcW w:type="dxa" w:w="3118"/>
-            <w:shd w:val="clear" w:color="auto" w:fill="F5F7FA"/>
             <w:tcBorders>
               <w:bottom w:val="single" w:sz="4" w:color="D0D5DD"/>
             </w:tcBorders>
@@ -1698,7 +1661,6 @@
         <w:tc>
           <w:tcPr>
             <w:tcW w:type="dxa" w:w="6746"/>
-            <w:shd w:val="clear" w:color="auto" w:fill="F5F7FA"/>
             <w:tcBorders>
               <w:bottom w:val="single" w:sz="4" w:color="D0D5DD"/>
             </w:tcBorders>
@@ -1726,6 +1688,7 @@
         <w:tc>
           <w:tcPr>
             <w:tcW w:type="dxa" w:w="3118"/>
+            <w:shd w:val="clear" w:color="auto" w:fill="F5F7FA"/>
             <w:tcBorders>
               <w:bottom w:val="single" w:sz="4" w:color="D0D5DD"/>
             </w:tcBorders>
@@ -1751,6 +1714,7 @@
         <w:tc>
           <w:tcPr>
             <w:tcW w:type="dxa" w:w="6746"/>
+            <w:shd w:val="clear" w:color="auto" w:fill="F5F7FA"/>
             <w:tcBorders>
               <w:bottom w:val="single" w:sz="4" w:color="D0D5DD"/>
             </w:tcBorders>
@@ -1778,7 +1742,6 @@
         <w:tc>
           <w:tcPr>
             <w:tcW w:type="dxa" w:w="3118"/>
-            <w:shd w:val="clear" w:color="auto" w:fill="F5F7FA"/>
             <w:tcBorders>
               <w:bottom w:val="single" w:sz="4" w:color="D0D5DD"/>
             </w:tcBorders>
@@ -1804,7 +1767,6 @@
         <w:tc>
           <w:tcPr>
             <w:tcW w:type="dxa" w:w="6746"/>
-            <w:shd w:val="clear" w:color="auto" w:fill="F5F7FA"/>
             <w:tcBorders>
               <w:bottom w:val="single" w:sz="4" w:color="D0D5DD"/>
             </w:tcBorders>
@@ -2316,6 +2278,22 @@
         </w:tc>
       </w:tr>
     </w:tbl>
+    <w:p>
+      <w:pPr>
+        <w:spacing w:before="240" w:after="80"/>
+      </w:pPr>
+      <w:r>
+        <w:rPr>
+          <w:rFonts w:ascii="Arial" w:hAnsi="Arial"/>
+          <w:rFonts w:ascii="Arial" w:hAnsi="Arial" w:cs="Arial"/>
+          <w:b/>
+          <w:i w:val="0"/>
+          <w:color w:val="0A2342"/>
+          <w:sz w:val="22"/>
+        </w:rPr>
+        <w:t>Lending position 1 of 1 — LN-L-2026-0218</w:t>
+      </w:r>
+    </w:p>
     <w:tbl>
       <w:tblPr>
         <w:tblW w:type="auto" w:w="0"/>
@@ -2348,7 +2326,7 @@
                 <w:color w:val="0A2342"/>
                 <w:sz w:val="18"/>
               </w:rPr>
-              <w:t>Loan ID</w:t>
+              <w:t>Asset custody</w:t>
             </w:r>
           </w:p>
         </w:tc>
@@ -2373,7 +2351,7 @@
                 <w:color w:val="4A5568"/>
                 <w:sz w:val="18"/>
               </w:rPr>
-              <w:t>LN-L-2026-0218</w:t>
+              <w:t>Asset transferred to Hex Trust; returned at maturity</w:t>
             </w:r>
           </w:p>
         </w:tc>
@@ -2401,7 +2379,7 @@
                 <w:color w:val="0A2342"/>
                 <w:sz w:val="18"/>
               </w:rPr>
-              <w:t>Asset custody</w:t>
+              <w:t>Rate type</w:t>
             </w:r>
           </w:p>
         </w:tc>
@@ -2409,58 +2387,6 @@
           <w:tcPr>
             <w:tcW w:type="dxa" w:w="6746"/>
             <w:shd w:val="clear" w:color="auto" w:fill="F5F7FA"/>
-            <w:tcBorders>
-              <w:bottom w:val="single" w:sz="4" w:color="D0D5DD"/>
-            </w:tcBorders>
-            <w:vAlign w:val="center"/>
-          </w:tcPr>
-          <w:p>
-            <w:pPr>
-              <w:spacing w:before="40" w:after="40"/>
-            </w:pPr>
-            <w:r>
-              <w:rPr>
-                <w:rFonts w:ascii="Arial" w:hAnsi="Arial"/>
-                <w:rFonts w:ascii="Arial" w:hAnsi="Arial" w:cs="Arial"/>
-                <w:b w:val="0"/>
-                <w:i w:val="0"/>
-                <w:color w:val="4A5568"/>
-                <w:sz w:val="18"/>
-              </w:rPr>
-              <w:t>Asset transferred to Hex Trust; returned at maturity</w:t>
-            </w:r>
-          </w:p>
-        </w:tc>
-      </w:tr>
-      <w:tr>
-        <w:tc>
-          <w:tcPr>
-            <w:tcW w:type="dxa" w:w="3118"/>
-            <w:tcBorders>
-              <w:bottom w:val="single" w:sz="4" w:color="D0D5DD"/>
-            </w:tcBorders>
-            <w:vAlign w:val="center"/>
-          </w:tcPr>
-          <w:p>
-            <w:pPr>
-              <w:spacing w:before="40" w:after="40"/>
-            </w:pPr>
-            <w:r>
-              <w:rPr>
-                <w:rFonts w:ascii="Arial" w:hAnsi="Arial"/>
-                <w:rFonts w:ascii="Arial" w:hAnsi="Arial" w:cs="Arial"/>
-                <w:b/>
-                <w:i w:val="0"/>
-                <w:color w:val="0A2342"/>
-                <w:sz w:val="18"/>
-              </w:rPr>
-              <w:t>Rate type</w:t>
-            </w:r>
-          </w:p>
-        </w:tc>
-        <w:tc>
-          <w:tcPr>
-            <w:tcW w:type="dxa" w:w="6746"/>
             <w:tcBorders>
               <w:bottom w:val="single" w:sz="4" w:color="D0D5DD"/>
             </w:tcBorders>
@@ -2488,7 +2414,6 @@
         <w:tc>
           <w:tcPr>
             <w:tcW w:type="dxa" w:w="3118"/>
-            <w:shd w:val="clear" w:color="auto" w:fill="F5F7FA"/>
             <w:tcBorders>
               <w:bottom w:val="single" w:sz="4" w:color="D0D5DD"/>
             </w:tcBorders>
@@ -2514,7 +2439,6 @@
         <w:tc>
           <w:tcPr>
             <w:tcW w:type="dxa" w:w="6746"/>
-            <w:shd w:val="clear" w:color="auto" w:fill="F5F7FA"/>
             <w:tcBorders>
               <w:bottom w:val="single" w:sz="4" w:color="D0D5DD"/>
             </w:tcBorders>
@@ -2542,6 +2466,7 @@
         <w:tc>
           <w:tcPr>
             <w:tcW w:type="dxa" w:w="3118"/>
+            <w:shd w:val="clear" w:color="auto" w:fill="F5F7FA"/>
             <w:tcBorders>
               <w:bottom w:val="single" w:sz="4" w:color="D0D5DD"/>
             </w:tcBorders>
@@ -2567,6 +2492,7 @@
         <w:tc>
           <w:tcPr>
             <w:tcW w:type="dxa" w:w="6746"/>
+            <w:shd w:val="clear" w:color="auto" w:fill="F5F7FA"/>
             <w:tcBorders>
               <w:bottom w:val="single" w:sz="4" w:color="D0D5DD"/>
             </w:tcBorders>
@@ -2594,7 +2520,6 @@
         <w:tc>
           <w:tcPr>
             <w:tcW w:type="dxa" w:w="3118"/>
-            <w:shd w:val="clear" w:color="auto" w:fill="F5F7FA"/>
             <w:tcBorders>
               <w:bottom w:val="single" w:sz="4" w:color="D0D5DD"/>
             </w:tcBorders>
@@ -2620,7 +2545,6 @@
         <w:tc>
           <w:tcPr>
             <w:tcW w:type="dxa" w:w="6746"/>
-            <w:shd w:val="clear" w:color="auto" w:fill="F5F7FA"/>
             <w:tcBorders>
               <w:bottom w:val="single" w:sz="4" w:color="D0D5DD"/>
             </w:tcBorders>
